--- a/LOCAL_SETUP_GUIDE.docx
+++ b/LOCAL_SETUP_GUIDE.docx
@@ -2076,19 +2076,24 @@
       <w:pPr>
         <w:spacing w:after="120"/>
       </w:pPr>
-      <w:r/>
+      <w:r>
+        <w:t>⑥ 必要な部品をインストール（画像生成エージェント）：</w:t>
+      </w:r>
     </w:p>
     <w:p>
       <w:pPr>
         <w:shd w:val="clear" w:color="auto" w:fill="1E1E1E"/>
         <w:ind w:left="360"/>
       </w:pPr>
+      <w:r>
+        <w:t>cd ai-article-imager-for-wordpress &amp;&amp; npm install &amp;&amp; cd ..</w:t>
+      </w:r>
+    </w:p>
+    <w:p>
+      <w:pPr>
+        <w:spacing w:after="100"/>
+      </w:pPr>
       <w:r/>
-    </w:p>
-    <w:p>
-      <w:pPr>
-        <w:spacing w:after="100"/>
-      </w:pPr>
     </w:p>
     <w:p>
       <w:pPr>
@@ -2100,13 +2105,7 @@
         <w:ind w:left="240" w:right="240"/>
       </w:pPr>
       <w:r>
-        <w:rPr>
-          <w:rFonts w:eastAsia="Yu Gothic UI"/>
-          <w:color w:val="155724"/>
-          <w:sz w:val="20"/>
-          <w:szCs w:val="20"/>
-        </w:rPr>
-        <w:t>✅ ④と⑤は少し時間がかかります。テキストが流れている間は待ってください。</w:t>
+        <w:t>✅ ④〜⑥は少し時間がかかります。テキストが流れている間は待ってください。</w:t>
       </w:r>
     </w:p>
     <w:p>
@@ -3024,63 +3023,7 @@
         <w:ind w:left="240" w:right="240"/>
       </w:pPr>
       <w:r>
-        <w:rPr>
-          <w:rFonts w:eastAsia="Yu Gothic UI"/>
-          <w:i/>
-          <w:iCs/>
-          <w:color w:val="856404"/>
-          <w:sz w:val="20"/>
-          <w:szCs w:val="20"/>
-        </w:rPr>
-        <w:t xml:space="preserve">⚠ Windowsで「bash」が動かない場合は、ターミナルを２つ開いてそれぞれ実行：ターミナル1: </w:t>
-      </w:r>
-      <w:proofErr w:type="spellStart"/>
-      <w:r>
-        <w:rPr>
-          <w:rFonts w:eastAsia="Yu Gothic UI"/>
-          <w:i/>
-          <w:iCs/>
-          <w:color w:val="856404"/>
-          <w:sz w:val="20"/>
-          <w:szCs w:val="20"/>
-        </w:rPr>
-        <w:t>npm</w:t>
-      </w:r>
-      <w:proofErr w:type="spellEnd"/>
-      <w:r>
-        <w:rPr>
-          <w:rFonts w:eastAsia="Yu Gothic UI"/>
-          <w:i/>
-          <w:iCs/>
-          <w:color w:val="856404"/>
-          <w:sz w:val="20"/>
-          <w:szCs w:val="20"/>
-        </w:rPr>
-        <w:t xml:space="preserve"> run dev　/　ターミナル2: </w:t>
-      </w:r>
-      <w:proofErr w:type="spellStart"/>
-      <w:r>
-        <w:rPr>
-          <w:rFonts w:eastAsia="Yu Gothic UI"/>
-          <w:i/>
-          <w:iCs/>
-          <w:color w:val="856404"/>
-          <w:sz w:val="20"/>
-          <w:szCs w:val="20"/>
-        </w:rPr>
-        <w:t>npm</w:t>
-      </w:r>
-      <w:proofErr w:type="spellEnd"/>
-      <w:r>
-        <w:rPr>
-          <w:rFonts w:eastAsia="Yu Gothic UI"/>
-          <w:i/>
-          <w:iCs/>
-          <w:color w:val="856404"/>
-          <w:sz w:val="20"/>
-          <w:szCs w:val="20"/>
-        </w:rPr>
-        <w:t xml:space="preserve"> run server</w:t>
+        <w:t>⚠ Windowsで「bash」が動かない場合は、ターミナルを３つ開いてそれぞれ実行：ターミナル1: npm run dev　/　ターミナル2: npm run server　/　ターミナル3: cd ai-article-imager-for-wordpress &amp;&amp; npm run dev</w:t>
       </w:r>
     </w:p>
     <w:p>
@@ -3590,11 +3533,7 @@
         <w:spacing w:after="120"/>
       </w:pPr>
       <w:r>
-        <w:rPr>
-          <w:rFonts w:eastAsia="Yu Gothic UI"/>
-          <w:color w:val="333333"/>
-        </w:rPr>
-        <w:t>毎回使うときは、ターミナルで以下を実行するだけです：</w:t>
+        <w:t>毎回使うときは、ターミナルで以下を実行するだけです（Macの場合）：</w:t>
       </w:r>
     </w:p>
     <w:p>
@@ -3603,53 +3542,7 @@
         <w:ind w:left="360"/>
       </w:pPr>
       <w:r>
-        <w:rPr>
-          <w:rFonts w:ascii="Consolas" w:eastAsia="Consolas" w:hAnsi="Consolas" w:cs="Consolas"/>
-          <w:color w:val="D4D4D4"/>
-          <w:sz w:val="18"/>
-          <w:szCs w:val="18"/>
-        </w:rPr>
-        <w:t>cd ~/Desktop/</w:t>
-      </w:r>
-      <w:proofErr w:type="spellStart"/>
-      <w:r>
-        <w:rPr>
-          <w:rFonts w:ascii="Consolas" w:eastAsia="Consolas" w:hAnsi="Consolas" w:cs="Consolas"/>
-          <w:color w:val="D4D4D4"/>
-          <w:sz w:val="18"/>
-          <w:szCs w:val="18"/>
-        </w:rPr>
-        <w:t>zeenb</w:t>
-      </w:r>
-      <w:proofErr w:type="spellEnd"/>
-      <w:r>
-        <w:rPr>
-          <w:rFonts w:ascii="Consolas" w:eastAsia="Consolas" w:hAnsi="Consolas" w:cs="Consolas"/>
-          <w:color w:val="D4D4D4"/>
-          <w:sz w:val="18"/>
-          <w:szCs w:val="18"/>
-        </w:rPr>
-        <w:t>-</w:t>
-      </w:r>
-      <w:proofErr w:type="spellStart"/>
-      <w:r>
-        <w:rPr>
-          <w:rFonts w:ascii="Consolas" w:eastAsia="Consolas" w:hAnsi="Consolas" w:cs="Consolas"/>
-          <w:color w:val="D4D4D4"/>
-          <w:sz w:val="18"/>
-          <w:szCs w:val="18"/>
-        </w:rPr>
-        <w:t>seo</w:t>
-      </w:r>
-      <w:proofErr w:type="spellEnd"/>
-      <w:r>
-        <w:rPr>
-          <w:rFonts w:ascii="Consolas" w:eastAsia="Consolas" w:hAnsi="Consolas" w:cs="Consolas"/>
-          <w:color w:val="D4D4D4"/>
-          <w:sz w:val="18"/>
-          <w:szCs w:val="18"/>
-        </w:rPr>
-        <w:t>-article-generator</w:t>
+        <w:t>cd ~/Desktop/zeenb-seo-article-generator</w:t>
       </w:r>
     </w:p>
     <w:p>
@@ -3658,12 +3551,6 @@
         <w:ind w:left="360"/>
       </w:pPr>
       <w:r>
-        <w:rPr>
-          <w:rFonts w:ascii="Consolas" w:eastAsia="Consolas" w:hAnsi="Consolas" w:cs="Consolas"/>
-          <w:color w:val="D4D4D4"/>
-          <w:sz w:val="18"/>
-          <w:szCs w:val="18"/>
-        </w:rPr>
         <w:t>bash ./start.sh</w:t>
       </w:r>
     </w:p>
@@ -3671,16 +3558,15 @@
       <w:pPr>
         <w:spacing w:after="30"/>
       </w:pPr>
-    </w:p>
-    <w:p>
-      <w:pPr>
-        <w:spacing w:after="120"/>
-      </w:pPr>
-      <w:r>
-        <w:rPr>
-          <w:rFonts w:eastAsia="Yu Gothic UI"/>
-          <w:color w:val="333333"/>
-        </w:rPr>
+      <w:r>
+        <w:t>Windowsの場合はコマンドプロンプトを３つ開いてそれぞれ実行：ターミナル1: cd %USERPROFILE%\Desktop\zeenb-seo-article-generator &amp;&amp; npm run dev / ターミナル2: cd %USERPROFILE%\Desktop\zeenb-seo-article-generator\server &amp;&amp; node scraping-server.js / ターミナル3: cd %USERPROFILE%\Desktop\zeenb-seo-article-generator\ai-article-imager-for-wordpress &amp;&amp; npm run dev</w:t>
+      </w:r>
+    </w:p>
+    <w:p>
+      <w:pPr>
+        <w:spacing w:after="120"/>
+      </w:pPr>
+      <w:r>
         <w:t>その後、ブラウザで http://localhost:5180 を開いてください。</w:t>
       </w:r>
     </w:p>
@@ -3688,6 +3574,7 @@
       <w:pPr>
         <w:spacing w:after="100"/>
       </w:pPr>
+      <w:r/>
     </w:p>
     <w:p>
       <w:pPr>

--- a/LOCAL_SETUP_GUIDE.docx
+++ b/LOCAL_SETUP_GUIDE.docx
@@ -5225,6 +5225,273 @@
           <w:szCs w:val="20"/>
         </w:rPr>
         <w:t>✅ ブランド変更は管理者がClaude Codeで行います。担当者は git pull するだけで反映されます。</w:t>
+      </w:r>
+    </w:p>
+    <w:p>
+      <w:pPr>
+        <w:pStyle w:val="1"/>
+      </w:pPr>
+      <w:r>
+        <w:t>Claude Codeでのセットアップ（推奨）</w:t>
+      </w:r>
+    </w:p>
+    <w:p>
+      <w:r>
+        <w:t>Claude Code（AI搭載ターミナル）を使うと、以下の手順をすべて対話形式で実行できます。</w:t>
+      </w:r>
+    </w:p>
+    <w:p>
+      <w:r>
+        <w:t>STEP 2までのNode.jsとGitのインストールは手動で行ってください。STEP 3以降をClaude Codeで実行します。</w:t>
+      </w:r>
+    </w:p>
+    <w:p/>
+    <w:p>
+      <w:pPr>
+        <w:pStyle w:val="2"/>
+      </w:pPr>
+      <w:r>
+        <w:t>Claude Codeのインストール</w:t>
+      </w:r>
+    </w:p>
+    <w:p>
+      <w:r>
+        <w:t>Node.jsインストール済みの状態で、コマンドプロンプトまたはPowerShellで以下を実行：</w:t>
+      </w:r>
+    </w:p>
+    <w:p>
+      <w:r>
+        <w:t>npm install -g @anthropic-ai/claude-code</w:t>
+      </w:r>
+    </w:p>
+    <w:p>
+      <w:r>
+        <w:t>インストール後、以下で起動：</w:t>
+      </w:r>
+    </w:p>
+    <w:p>
+      <w:r>
+        <w:t>claude</w:t>
+      </w:r>
+    </w:p>
+    <w:p>
+      <w:r>
+        <w:t>初回起動時にAnthropicアカウントでのログインが求められます。ブラウザが開くので認証してください。</w:t>
+      </w:r>
+    </w:p>
+    <w:p/>
+    <w:p>
+      <w:pPr>
+        <w:pStyle w:val="2"/>
+      </w:pPr>
+      <w:r>
+        <w:t>STEP 3相当：ソースコードのダウンロード</w:t>
+      </w:r>
+    </w:p>
+    <w:p>
+      <w:r>
+        <w:t>Claude Codeに以下のように指示してください：</w:t>
+      </w:r>
+    </w:p>
+    <w:p>
+      <w:r>
+        <w:t>デスクトップに移動して、https://github.com/Astec-yuto-yokoo/zeenb-seo-article-generator.git をgit cloneして、npm installを実行して。serverフォルダとai-article-imager-for-wordpressフォルダでもnpm installを実行して。</w:t>
+      </w:r>
+    </w:p>
+    <w:p>
+      <w:r>
+        <w:t>Claude Codeが以下を自動実行します：</w:t>
+      </w:r>
+    </w:p>
+    <w:p>
+      <w:r>
+        <w:t>cd %USERPROFILE%\Desktop</w:t>
+      </w:r>
+    </w:p>
+    <w:p>
+      <w:r>
+        <w:t>git clone https://github.com/Astec-yuto-yokoo/zeenb-seo-article-generator.git</w:t>
+      </w:r>
+    </w:p>
+    <w:p>
+      <w:r>
+        <w:t>cd zeenb-seo-article-generator</w:t>
+      </w:r>
+    </w:p>
+    <w:p>
+      <w:r>
+        <w:t>npm install</w:t>
+      </w:r>
+    </w:p>
+    <w:p>
+      <w:r>
+        <w:t>cd server &amp;&amp; npm install &amp;&amp; cd ..</w:t>
+      </w:r>
+    </w:p>
+    <w:p>
+      <w:r>
+        <w:t>cd ai-article-imager-for-wordpress &amp;&amp; npm install &amp;&amp; cd ..</w:t>
+      </w:r>
+    </w:p>
+    <w:p/>
+    <w:p>
+      <w:pPr>
+        <w:pStyle w:val="2"/>
+      </w:pPr>
+      <w:r>
+        <w:t>STEP 4相当：環境設定ファイルの配置</w:t>
+      </w:r>
+    </w:p>
+    <w:p>
+      <w:r>
+        <w:t>Claude Codeに以下のように指示してください：</w:t>
+      </w:r>
+    </w:p>
+    <w:p>
+      <w:r>
+        <w:t>管理者から受け取った.envファイルの内容は以下です。.envファイルを作成してください。</w:t>
+      </w:r>
+    </w:p>
+    <w:p>
+      <w:r>
+        <w:t>その後、管理者から共有された.envの内容をそのまま貼り付けてください。Claude Codeがファイルを作成します。</w:t>
+      </w:r>
+    </w:p>
+    <w:p/>
+    <w:p>
+      <w:pPr>
+        <w:pStyle w:val="2"/>
+      </w:pPr>
+      <w:r>
+        <w:t>STEP 5相当：動作確認・サーバー起動</w:t>
+      </w:r>
+    </w:p>
+    <w:p>
+      <w:r>
+        <w:t>Claude Codeに以下のように指示してください：</w:t>
+      </w:r>
+    </w:p>
+    <w:p>
+      <w:r>
+        <w:t>start.batを実行してサーバーを起動して</w:t>
+      </w:r>
+    </w:p>
+    <w:p>
+      <w:r>
+        <w:t>Claude Codeが start.bat を実行し、3つのサーバーが自動起動します。</w:t>
+      </w:r>
+    </w:p>
+    <w:p>
+      <w:r>
+        <w:t>起動後、ブラウザで http://localhost:5180 を開いてください。</w:t>
+      </w:r>
+    </w:p>
+    <w:p/>
+    <w:p>
+      <w:r>
+        <w:t>疎通確認もClaude Codeに依頼できます：</w:t>
+      </w:r>
+    </w:p>
+    <w:p>
+      <w:r>
+        <w:t>http://localhost:3003/api/health にアクセスして正常か確認して</w:t>
+      </w:r>
+    </w:p>
+    <w:p/>
+    <w:p>
+      <w:pPr>
+        <w:pStyle w:val="2"/>
+      </w:pPr>
+      <w:r>
+        <w:t>Google Cloud認証（スプレッドシート連携用）</w:t>
+      </w:r>
+    </w:p>
+    <w:p>
+      <w:r>
+        <w:t>Claude Codeに以下のように指示してください：</w:t>
+      </w:r>
+    </w:p>
+    <w:p>
+      <w:r>
+        <w:t>gcloud auth application-default loginを実行して。スコープはcloud-platform、drive.readonly、spreadsheets.readonlyの3つ。</w:t>
+      </w:r>
+    </w:p>
+    <w:p>
+      <w:r>
+        <w:t>ブラウザが開くのでGoogleアカウントでログインし「許可」してください。</w:t>
+      </w:r>
+    </w:p>
+    <w:p/>
+    <w:p>
+      <w:pPr>
+        <w:pStyle w:val="2"/>
+      </w:pPr>
+      <w:r>
+        <w:t>日常の使い方（Claude Code版）</w:t>
+      </w:r>
+    </w:p>
+    <w:p/>
+    <w:p>
+      <w:r>
+        <w:t>起動：</w:t>
+      </w:r>
+    </w:p>
+    <w:p>
+      <w:r>
+        <w:t>Claude Codeを開いて「サーバーを起動して」と指示するだけです。</w:t>
+      </w:r>
+    </w:p>
+    <w:p/>
+    <w:p>
+      <w:r>
+        <w:t>停止：</w:t>
+      </w:r>
+    </w:p>
+    <w:p>
+      <w:r>
+        <w:t>「サーバーを停止して」または stop.bat をダブルクリック。</w:t>
+      </w:r>
+    </w:p>
+    <w:p/>
+    <w:p>
+      <w:r>
+        <w:t>コードの更新：</w:t>
+      </w:r>
+    </w:p>
+    <w:p>
+      <w:r>
+        <w:t>「最新のコードに更新して」と指示してください。Claude Codeが以下を自動実行します：</w:t>
+      </w:r>
+    </w:p>
+    <w:p>
+      <w:r>
+        <w:t>git pull origin main</w:t>
+      </w:r>
+    </w:p>
+    <w:p>
+      <w:r>
+        <w:t>npm install</w:t>
+      </w:r>
+    </w:p>
+    <w:p>
+      <w:r>
+        <w:t>cd server &amp;&amp; npm install &amp;&amp; cd ..</w:t>
+      </w:r>
+    </w:p>
+    <w:p>
+      <w:r>
+        <w:t>cd ai-article-imager-for-wordpress &amp;&amp; npm install &amp;&amp; cd ..</w:t>
+      </w:r>
+    </w:p>
+    <w:p/>
+    <w:p>
+      <w:r>
+        <w:t>トラブル対応：</w:t>
+      </w:r>
+    </w:p>
+    <w:p>
+      <w:r>
+        <w:t>エラーが出た場合は、エラーメッセージをそのままClaude Codeに貼り付けて「このエラーを解決して」と指示してください。</w:t>
       </w:r>
     </w:p>
     <w:sectPr>

--- a/LOCAL_SETUP_GUIDE.docx
+++ b/LOCAL_SETUP_GUIDE.docx
@@ -5,9 +5,6 @@
     <w:p>
       <w:pPr>
         <w:spacing w:after="2000"/>
-        <w:rPr>
-          <w:rFonts w:hint="eastAsia"/>
-        </w:rPr>
       </w:pPr>
     </w:p>
     <w:p>
@@ -300,7 +297,13 @@
         <w:spacing w:after="120"/>
       </w:pPr>
       <w:r>
-        <w:t>STEP 4 ─ 環境設定ファイルを配置する ...................... 7</w:t>
+        <w:t xml:space="preserve">STEP 4 ─ </w:t>
+      </w:r>
+      <w:r>
+        <w:t>環境設定ファイルを配置する</w:t>
+      </w:r>
+      <w:r>
+        <w:t xml:space="preserve"> ...................... 7</w:t>
       </w:r>
     </w:p>
     <w:p>
@@ -576,12 +579,6 @@
         <w:gridCol w:w="4426"/>
       </w:tblGrid>
       <w:tr>
-        <w:tblPrEx>
-          <w:tblCellMar>
-            <w:top w:w="0" w:type="dxa"/>
-            <w:bottom w:w="0" w:type="dxa"/>
-          </w:tblCellMar>
-        </w:tblPrEx>
         <w:tc>
           <w:tcPr>
             <w:tcW w:w="1200" w:type="dxa"/>
@@ -677,12 +674,6 @@
         </w:tc>
       </w:tr>
       <w:tr>
-        <w:tblPrEx>
-          <w:tblCellMar>
-            <w:top w:w="0" w:type="dxa"/>
-            <w:bottom w:w="0" w:type="dxa"/>
-          </w:tblCellMar>
-        </w:tblPrEx>
         <w:tc>
           <w:tcPr>
             <w:tcW w:w="1200" w:type="dxa"/>
@@ -771,12 +762,6 @@
         </w:tc>
       </w:tr>
       <w:tr>
-        <w:tblPrEx>
-          <w:tblCellMar>
-            <w:top w:w="0" w:type="dxa"/>
-            <w:bottom w:w="0" w:type="dxa"/>
-          </w:tblCellMar>
-        </w:tblPrEx>
         <w:tc>
           <w:tcPr>
             <w:tcW w:w="1200" w:type="dxa"/>
@@ -865,12 +850,6 @@
         </w:tc>
       </w:tr>
       <w:tr>
-        <w:tblPrEx>
-          <w:tblCellMar>
-            <w:top w:w="0" w:type="dxa"/>
-            <w:bottom w:w="0" w:type="dxa"/>
-          </w:tblCellMar>
-        </w:tblPrEx>
         <w:tc>
           <w:tcPr>
             <w:tcW w:w="1200" w:type="dxa"/>
@@ -959,12 +938,6 @@
         </w:tc>
       </w:tr>
       <w:tr>
-        <w:tblPrEx>
-          <w:tblCellMar>
-            <w:top w:w="0" w:type="dxa"/>
-            <w:bottom w:w="0" w:type="dxa"/>
-          </w:tblCellMar>
-        </w:tblPrEx>
         <w:tc>
           <w:tcPr>
             <w:tcW w:w="1200" w:type="dxa"/>
@@ -1135,12 +1108,6 @@
         <w:gridCol w:w="5526"/>
       </w:tblGrid>
       <w:tr>
-        <w:tblPrEx>
-          <w:tblCellMar>
-            <w:top w:w="0" w:type="dxa"/>
-            <w:bottom w:w="0" w:type="dxa"/>
-          </w:tblCellMar>
-        </w:tblPrEx>
         <w:tc>
           <w:tcPr>
             <w:tcW w:w="3500" w:type="dxa"/>
@@ -1205,12 +1172,6 @@
         </w:tc>
       </w:tr>
       <w:tr>
-        <w:tblPrEx>
-          <w:tblCellMar>
-            <w:top w:w="0" w:type="dxa"/>
-            <w:bottom w:w="0" w:type="dxa"/>
-          </w:tblCellMar>
-        </w:tblPrEx>
         <w:tc>
           <w:tcPr>
             <w:tcW w:w="3500" w:type="dxa"/>
@@ -1271,12 +1232,6 @@
         </w:tc>
       </w:tr>
       <w:tr>
-        <w:tblPrEx>
-          <w:tblCellMar>
-            <w:top w:w="0" w:type="dxa"/>
-            <w:bottom w:w="0" w:type="dxa"/>
-          </w:tblCellMar>
-        </w:tblPrEx>
         <w:tc>
           <w:tcPr>
             <w:tcW w:w="3500" w:type="dxa"/>
@@ -2077,7 +2032,10 @@
         <w:spacing w:after="120"/>
       </w:pPr>
       <w:r>
-        <w:t>⑥ 必要な部品をインストール（画像生成エージェント）：</w:t>
+        <w:t xml:space="preserve">⑥ </w:t>
+      </w:r>
+      <w:r>
+        <w:t>必要な部品をインストール（画像生成エージェント）：</w:t>
       </w:r>
     </w:p>
     <w:p>
@@ -2093,7 +2051,6 @@
       <w:pPr>
         <w:spacing w:after="100"/>
       </w:pPr>
-      <w:r/>
     </w:p>
     <w:p>
       <w:pPr>
@@ -2105,7 +2062,16 @@
         <w:ind w:left="240" w:right="240"/>
       </w:pPr>
       <w:r>
-        <w:t>✅ ④〜⑥は少し時間がかかります。テキストが流れている間は待ってください。</w:t>
+        <w:t>✅ ④</w:t>
+      </w:r>
+      <w:r>
+        <w:t>〜</w:t>
+      </w:r>
+      <w:r>
+        <w:t>⑥</w:t>
+      </w:r>
+      <w:r>
+        <w:t>は少し時間がかかります。テキストが流れている間は待ってください。</w:t>
       </w:r>
     </w:p>
     <w:p>
@@ -2117,7 +2083,6 @@
         <w:spacing w:after="120"/>
         <w:ind w:left="240" w:right="240"/>
       </w:pPr>
-      <w:r/>
     </w:p>
     <w:p>
       <w:r>
@@ -2130,6 +2095,7 @@
         <w:spacing w:after="120"/>
       </w:pPr>
       <w:r>
+        <w:lastRenderedPageBreak/>
         <w:t>STEP 4：環境設定ファイル（.env）を配置する</w:t>
       </w:r>
     </w:p>
@@ -2138,21 +2104,44 @@
         <w:spacing w:after="50"/>
       </w:pPr>
       <w:r>
-        <w:t>管理者から共有された .env ファイルをプロジェクトフォルダに配置します。</w:t>
-      </w:r>
-    </w:p>
-    <w:p>
-      <w:pPr>
-        <w:spacing w:after="120"/>
-      </w:pPr>
-      <w:r/>
+        <w:t>管理者から共有された</w:t>
+      </w:r>
+      <w:r>
+        <w:t xml:space="preserve"> .env </w:t>
+      </w:r>
+      <w:r>
+        <w:t>ファイルをプロジェクトフォルダに配置します。</w:t>
+      </w:r>
+    </w:p>
+    <w:p>
+      <w:pPr>
+        <w:spacing w:after="120"/>
+      </w:pPr>
     </w:p>
     <w:p>
       <w:pPr>
         <w:spacing w:after="50"/>
       </w:pPr>
       <w:r>
-        <w:t>管理者から .env ファイルを受け取る（Slack DM、USBメモリ等の安全な方法で）</w:t>
+        <w:t>管理者から</w:t>
+      </w:r>
+      <w:r>
+        <w:t xml:space="preserve"> .env </w:t>
+      </w:r>
+      <w:r>
+        <w:t>ファイルを受け取る（</w:t>
+      </w:r>
+      <w:r>
+        <w:t>Slack DM</w:t>
+      </w:r>
+      <w:r>
+        <w:t>、</w:t>
+      </w:r>
+      <w:r>
+        <w:t>USB</w:t>
+      </w:r>
+      <w:r>
+        <w:t>メモリ等の安全な方法で）</w:t>
       </w:r>
     </w:p>
     <w:p>
@@ -2160,14 +2149,19 @@
         <w:pStyle w:val="2"/>
         <w:spacing w:after="120"/>
       </w:pPr>
-      <w:r/>
-    </w:p>
-    <w:p>
-      <w:pPr>
-        <w:spacing w:after="120"/>
-      </w:pPr>
-      <w:r>
-        <w:t>受け取った .env ファイルを以下のフォルダに配置：</w:t>
+    </w:p>
+    <w:p>
+      <w:pPr>
+        <w:spacing w:after="120"/>
+      </w:pPr>
+      <w:r>
+        <w:t>受け取った</w:t>
+      </w:r>
+      <w:r>
+        <w:t xml:space="preserve"> .env </w:t>
+      </w:r>
+      <w:r>
+        <w:t>ファイルを以下のフォルダに配置：</w:t>
       </w:r>
     </w:p>
     <w:p>
@@ -2176,21 +2170,32 @@
         <w:ind w:left="360"/>
       </w:pPr>
       <w:r>
-        <w:t>zeenb-seo-article-generator フォルダの直下（package.json と同じ階層）</w:t>
+        <w:t xml:space="preserve">zeenb-seo-article-generator </w:t>
+      </w:r>
+      <w:r>
+        <w:t>フォルダの直下（</w:t>
+      </w:r>
+      <w:r>
+        <w:t xml:space="preserve">package.json </w:t>
+      </w:r>
+      <w:r>
+        <w:t>と同じ階層）</w:t>
       </w:r>
     </w:p>
     <w:p>
       <w:pPr>
         <w:spacing w:after="30"/>
       </w:pPr>
-      <w:r/>
-    </w:p>
-    <w:p>
-      <w:pPr>
-        <w:spacing w:after="120"/>
-      </w:pPr>
-      <w:r>
-        <w:t>⚠ .env ファイルはパスワードと同等の機密情報です。メールやオープンなチャットでの共有は避けてください。</w:t>
+    </w:p>
+    <w:p>
+      <w:pPr>
+        <w:spacing w:after="120"/>
+      </w:pPr>
+      <w:r>
+        <w:t xml:space="preserve">⚠ .env </w:t>
+      </w:r>
+      <w:r>
+        <w:t>ファイルはパスワードと同等の機密情報です。メールやオープンなチャットでの共有は避けてください。</w:t>
       </w:r>
     </w:p>
     <w:p>
@@ -2199,7 +2204,28 @@
         <w:ind w:left="360"/>
       </w:pPr>
       <w:r>
-        <w:t>⚠ ファイル名が「.env」であることを確認してください（拡張子なし。Windowsでは「.env.txt」にならないよう注意）。</w:t>
+        <w:t xml:space="preserve">⚠ </w:t>
+      </w:r>
+      <w:r>
+        <w:t>ファイル名が「</w:t>
+      </w:r>
+      <w:r>
+        <w:t>.env</w:t>
+      </w:r>
+      <w:r>
+        <w:t>」であることを確認してください（拡張子なし。</w:t>
+      </w:r>
+      <w:r>
+        <w:t>Windows</w:t>
+      </w:r>
+      <w:r>
+        <w:t>では「</w:t>
+      </w:r>
+      <w:r>
+        <w:t>.env.txt</w:t>
+      </w:r>
+      <w:r>
+        <w:t>」にならないよう注意）。</w:t>
       </w:r>
     </w:p>
     <w:p>
@@ -2207,46 +2233,55 @@
         <w:spacing w:after="50"/>
       </w:pPr>
       <w:r>
-        <w:t>✅ 配置が完了したらSTEP 5に進んでください。APIキーの個別設定は不要です。</w:t>
-      </w:r>
-    </w:p>
-    <w:p>
-      <w:pPr>
-        <w:spacing w:after="120"/>
-      </w:pPr>
-      <w:r/>
+        <w:t xml:space="preserve">✅ </w:t>
+      </w:r>
+      <w:r>
+        <w:t>配置が完了したら</w:t>
+      </w:r>
+      <w:r>
+        <w:t>STEP 5</w:t>
+      </w:r>
+      <w:r>
+        <w:t>に進んでください。</w:t>
+      </w:r>
+      <w:r>
+        <w:t>API</w:t>
+      </w:r>
+      <w:r>
+        <w:t>キーの個別設定は不要です。</w:t>
+      </w:r>
+    </w:p>
+    <w:p>
+      <w:pPr>
+        <w:spacing w:after="120"/>
+      </w:pPr>
     </w:p>
     <w:p>
       <w:pPr>
         <w:shd w:val="clear" w:color="auto" w:fill="1E1E1E"/>
         <w:ind w:left="360"/>
       </w:pPr>
-      <w:r/>
     </w:p>
     <w:p>
       <w:pPr>
         <w:spacing w:after="100"/>
       </w:pPr>
-      <w:r/>
     </w:p>
     <w:p>
       <w:pPr>
         <w:pStyle w:val="2"/>
         <w:spacing w:after="120"/>
       </w:pPr>
-      <w:r/>
-    </w:p>
-    <w:p>
-      <w:pPr>
-        <w:spacing w:after="120"/>
-      </w:pPr>
-      <w:r/>
+    </w:p>
+    <w:p>
+      <w:pPr>
+        <w:spacing w:after="120"/>
+      </w:pPr>
     </w:p>
     <w:p>
       <w:pPr>
         <w:spacing w:after="50"/>
       </w:pPr>
-      <w:r/>
     </w:p>
     <w:tbl>
       <w:tblPr>
@@ -2271,12 +2306,6 @@
         <w:gridCol w:w="4026"/>
       </w:tblGrid>
       <w:tr>
-        <w:tblPrEx>
-          <w:tblCellMar>
-            <w:top w:w="0" w:type="dxa"/>
-            <w:bottom w:w="0" w:type="dxa"/>
-          </w:tblCellMar>
-        </w:tblPrEx>
         <w:tc>
           <w:tcPr>
             <w:tcW w:w="3800" w:type="dxa"/>
@@ -2372,12 +2401,6 @@
         </w:tc>
       </w:tr>
       <w:tr>
-        <w:tblPrEx>
-          <w:tblCellMar>
-            <w:top w:w="0" w:type="dxa"/>
-            <w:bottom w:w="0" w:type="dxa"/>
-          </w:tblCellMar>
-        </w:tblPrEx>
         <w:tc>
           <w:tcPr>
             <w:tcW w:w="3800" w:type="dxa"/>
@@ -2468,12 +2491,6 @@
         </w:tc>
       </w:tr>
       <w:tr>
-        <w:tblPrEx>
-          <w:tblCellMar>
-            <w:top w:w="0" w:type="dxa"/>
-            <w:bottom w:w="0" w:type="dxa"/>
-          </w:tblCellMar>
-        </w:tblPrEx>
         <w:tc>
           <w:tcPr>
             <w:tcW w:w="3800" w:type="dxa"/>
@@ -2564,12 +2581,6 @@
         </w:tc>
       </w:tr>
       <w:tr>
-        <w:tblPrEx>
-          <w:tblCellMar>
-            <w:top w:w="0" w:type="dxa"/>
-            <w:bottom w:w="0" w:type="dxa"/>
-          </w:tblCellMar>
-        </w:tblPrEx>
         <w:tc>
           <w:tcPr>
             <w:tcW w:w="3800" w:type="dxa"/>
@@ -2660,12 +2671,6 @@
         </w:tc>
       </w:tr>
       <w:tr>
-        <w:tblPrEx>
-          <w:tblCellMar>
-            <w:top w:w="0" w:type="dxa"/>
-            <w:bottom w:w="0" w:type="dxa"/>
-          </w:tblCellMar>
-        </w:tblPrEx>
         <w:tc>
           <w:tcPr>
             <w:tcW w:w="3800" w:type="dxa"/>
@@ -2756,12 +2761,6 @@
         </w:tc>
       </w:tr>
       <w:tr>
-        <w:tblPrEx>
-          <w:tblCellMar>
-            <w:top w:w="0" w:type="dxa"/>
-            <w:bottom w:w="0" w:type="dxa"/>
-          </w:tblCellMar>
-        </w:tblPrEx>
         <w:tc>
           <w:tcPr>
             <w:tcW w:w="3800" w:type="dxa"/>
@@ -2854,54 +2853,46 @@
       <w:pPr>
         <w:spacing w:after="50"/>
       </w:pPr>
-      <w:r/>
     </w:p>
     <w:p>
       <w:pPr>
         <w:pStyle w:val="3"/>
       </w:pPr>
-      <w:r/>
     </w:p>
     <w:p>
       <w:pPr>
         <w:shd w:val="clear" w:color="auto" w:fill="1E1E1E"/>
         <w:ind w:left="360"/>
       </w:pPr>
-      <w:r/>
     </w:p>
     <w:p>
       <w:pPr>
         <w:shd w:val="clear" w:color="auto" w:fill="1E1E1E"/>
         <w:ind w:left="360"/>
       </w:pPr>
-      <w:r/>
     </w:p>
     <w:p>
       <w:pPr>
         <w:shd w:val="clear" w:color="auto" w:fill="1E1E1E"/>
         <w:ind w:left="360"/>
       </w:pPr>
-      <w:r/>
     </w:p>
     <w:p>
       <w:pPr>
         <w:shd w:val="clear" w:color="auto" w:fill="1E1E1E"/>
         <w:ind w:left="360"/>
       </w:pPr>
-      <w:r/>
     </w:p>
     <w:p>
       <w:pPr>
         <w:shd w:val="clear" w:color="auto" w:fill="1E1E1E"/>
         <w:ind w:left="360"/>
       </w:pPr>
-      <w:r/>
     </w:p>
     <w:p>
       <w:pPr>
         <w:spacing w:after="50"/>
       </w:pPr>
-      <w:r/>
     </w:p>
     <w:p>
       <w:pPr>
@@ -2912,17 +2903,13 @@
         <w:spacing w:after="120"/>
         <w:ind w:left="240" w:right="240"/>
       </w:pPr>
-      <w:r/>
-    </w:p>
-    <w:p>
-      <w:pPr>
-        <w:spacing w:after="120"/>
-      </w:pPr>
-      <w:r/>
-    </w:p>
-    <w:p>
-      <w:r/>
-    </w:p>
+    </w:p>
+    <w:p>
+      <w:pPr>
+        <w:spacing w:after="120"/>
+      </w:pPr>
+    </w:p>
+    <w:p/>
     <w:p>
       <w:pPr>
         <w:pStyle w:val="1"/>
@@ -2934,7 +2921,6 @@
           <w:sz w:val="21"/>
           <w:szCs w:val="21"/>
         </w:rPr>
-        <w:lastRenderedPageBreak/>
         <w:t>STEP 5：動作確認</w:t>
       </w:r>
     </w:p>
@@ -3023,7 +3009,43 @@
         <w:ind w:left="240" w:right="240"/>
       </w:pPr>
       <w:r>
-        <w:t>⚠ Windowsで「bash」が動かない場合は、ターミナルを３つ開いてそれぞれ実行：ターミナル1: npm run dev　/　ターミナル2: npm run server　/　ターミナル3: cd ai-article-imager-for-wordpress &amp;&amp; npm run dev</w:t>
+        <w:t>⚠ Windows</w:t>
+      </w:r>
+      <w:r>
+        <w:t>で「</w:t>
+      </w:r>
+      <w:r>
+        <w:t>bash</w:t>
+      </w:r>
+      <w:r>
+        <w:t>」が動かない場合は、ターミナルを３つ開いてそれぞれ実行：ターミナル</w:t>
+      </w:r>
+      <w:r>
+        <w:t>1: npm run dev</w:t>
+      </w:r>
+      <w:r>
+        <w:t xml:space="preserve">　</w:t>
+      </w:r>
+      <w:r>
+        <w:t>/</w:t>
+      </w:r>
+      <w:r>
+        <w:t xml:space="preserve">　ターミナル</w:t>
+      </w:r>
+      <w:r>
+        <w:t>2: npm run server</w:t>
+      </w:r>
+      <w:r>
+        <w:t xml:space="preserve">　</w:t>
+      </w:r>
+      <w:r>
+        <w:t>/</w:t>
+      </w:r>
+      <w:r>
+        <w:t xml:space="preserve">　ターミナル</w:t>
+      </w:r>
+      <w:r>
+        <w:t>3: cd ai-article-imager-for-wordpress &amp;&amp; npm run dev</w:t>
       </w:r>
     </w:p>
     <w:p>
@@ -3068,12 +3090,6 @@
         <w:gridCol w:w="4626"/>
       </w:tblGrid>
       <w:tr>
-        <w:tblPrEx>
-          <w:tblCellMar>
-            <w:top w:w="0" w:type="dxa"/>
-            <w:bottom w:w="0" w:type="dxa"/>
-          </w:tblCellMar>
-        </w:tblPrEx>
         <w:tc>
           <w:tcPr>
             <w:tcW w:w="600" w:type="dxa"/>
@@ -3169,12 +3185,6 @@
         </w:tc>
       </w:tr>
       <w:tr>
-        <w:tblPrEx>
-          <w:tblCellMar>
-            <w:top w:w="0" w:type="dxa"/>
-            <w:bottom w:w="0" w:type="dxa"/>
-          </w:tblCellMar>
-        </w:tblPrEx>
         <w:tc>
           <w:tcPr>
             <w:tcW w:w="600" w:type="dxa"/>
@@ -3261,12 +3271,6 @@
         </w:tc>
       </w:tr>
       <w:tr>
-        <w:tblPrEx>
-          <w:tblCellMar>
-            <w:top w:w="0" w:type="dxa"/>
-            <w:bottom w:w="0" w:type="dxa"/>
-          </w:tblCellMar>
-        </w:tblPrEx>
         <w:tc>
           <w:tcPr>
             <w:tcW w:w="600" w:type="dxa"/>
@@ -3373,12 +3377,6 @@
         </w:tc>
       </w:tr>
       <w:tr>
-        <w:tblPrEx>
-          <w:tblCellMar>
-            <w:top w:w="0" w:type="dxa"/>
-            <w:bottom w:w="0" w:type="dxa"/>
-          </w:tblCellMar>
-        </w:tblPrEx>
         <w:tc>
           <w:tcPr>
             <w:tcW w:w="600" w:type="dxa"/>
@@ -3533,7 +3531,13 @@
         <w:spacing w:after="120"/>
       </w:pPr>
       <w:r>
-        <w:t>毎回使うときは、ターミナルで以下を実行するだけです（Macの場合）：</w:t>
+        <w:t>毎回使うときは、ターミナルで以下を実行するだけです（</w:t>
+      </w:r>
+      <w:r>
+        <w:t>Mac</w:t>
+      </w:r>
+      <w:r>
+        <w:t>の場合）：</w:t>
       </w:r>
     </w:p>
     <w:p>
@@ -3559,22 +3563,45 @@
         <w:spacing w:after="30"/>
       </w:pPr>
       <w:r>
-        <w:t>Windowsの場合はコマンドプロンプトを３つ開いてそれぞれ実行：ターミナル1: cd %USERPROFILE%\Desktop\zeenb-seo-article-generator &amp;&amp; npm run dev / ターミナル2: cd %USERPROFILE%\Desktop\zeenb-seo-article-generator\server &amp;&amp; node scraping-server.js / ターミナル3: cd %USERPROFILE%\Desktop\zeenb-seo-article-generator\ai-article-imager-for-wordpress &amp;&amp; npm run dev</w:t>
-      </w:r>
-    </w:p>
-    <w:p>
-      <w:pPr>
-        <w:spacing w:after="120"/>
-      </w:pPr>
-      <w:r>
-        <w:t>その後、ブラウザで http://localhost:5180 を開いてください。</w:t>
+        <w:t>Windows</w:t>
+      </w:r>
+      <w:r>
+        <w:t>の場合はコマンドプロンプトを３つ開いてそれぞれ実行：ターミナル</w:t>
+      </w:r>
+      <w:r>
+        <w:t xml:space="preserve">1: cd %USERPROFILE%\Desktop\zeenb-seo-article-generator &amp;&amp; npm run dev / </w:t>
+      </w:r>
+      <w:r>
+        <w:t>ターミナル</w:t>
+      </w:r>
+      <w:r>
+        <w:t xml:space="preserve">2: cd %USERPROFILE%\Desktop\zeenb-seo-article-generator\server &amp;&amp; node scraping-server.js / </w:t>
+      </w:r>
+      <w:r>
+        <w:t>ターミナル</w:t>
+      </w:r>
+      <w:r>
+        <w:t>3: cd %USERPROFILE%\Desktop\zeenb-seo-article-generator\ai-article-imager-for-wordpress &amp;&amp; npm run dev</w:t>
+      </w:r>
+    </w:p>
+    <w:p>
+      <w:pPr>
+        <w:spacing w:after="120"/>
+      </w:pPr>
+      <w:r>
+        <w:t>その後、ブラウザで</w:t>
+      </w:r>
+      <w:r>
+        <w:t xml:space="preserve"> http://localhost:5180 </w:t>
+      </w:r>
+      <w:r>
+        <w:t>を開いてください。</w:t>
       </w:r>
     </w:p>
     <w:p>
       <w:pPr>
         <w:spacing w:after="100"/>
       </w:pPr>
-      <w:r/>
     </w:p>
     <w:p>
       <w:pPr>
@@ -3787,12 +3814,6 @@
         <w:gridCol w:w="3520"/>
       </w:tblGrid>
       <w:tr>
-        <w:tblPrEx>
-          <w:tblCellMar>
-            <w:top w:w="0" w:type="dxa"/>
-            <w:bottom w:w="0" w:type="dxa"/>
-          </w:tblCellMar>
-        </w:tblPrEx>
         <w:tc>
           <w:tcPr>
             <w:tcW w:w="3200" w:type="dxa"/>
@@ -3901,12 +3922,6 @@
         </w:tc>
       </w:tr>
       <w:tr>
-        <w:tblPrEx>
-          <w:tblCellMar>
-            <w:top w:w="0" w:type="dxa"/>
-            <w:bottom w:w="0" w:type="dxa"/>
-          </w:tblCellMar>
-        </w:tblPrEx>
         <w:tc>
           <w:tcPr>
             <w:tcW w:w="3200" w:type="dxa"/>
@@ -3997,12 +4012,6 @@
         </w:tc>
       </w:tr>
       <w:tr>
-        <w:tblPrEx>
-          <w:tblCellMar>
-            <w:top w:w="0" w:type="dxa"/>
-            <w:bottom w:w="0" w:type="dxa"/>
-          </w:tblCellMar>
-        </w:tblPrEx>
         <w:tc>
           <w:tcPr>
             <w:tcW w:w="3200" w:type="dxa"/>
@@ -4093,12 +4102,6 @@
         </w:tc>
       </w:tr>
       <w:tr>
-        <w:tblPrEx>
-          <w:tblCellMar>
-            <w:top w:w="0" w:type="dxa"/>
-            <w:bottom w:w="0" w:type="dxa"/>
-          </w:tblCellMar>
-        </w:tblPrEx>
         <w:tc>
           <w:tcPr>
             <w:tcW w:w="3200" w:type="dxa"/>
@@ -4189,12 +4192,6 @@
         </w:tc>
       </w:tr>
       <w:tr>
-        <w:tblPrEx>
-          <w:tblCellMar>
-            <w:top w:w="0" w:type="dxa"/>
-            <w:bottom w:w="0" w:type="dxa"/>
-          </w:tblCellMar>
-        </w:tblPrEx>
         <w:tc>
           <w:tcPr>
             <w:tcW w:w="3200" w:type="dxa"/>
@@ -4285,12 +4282,6 @@
         </w:tc>
       </w:tr>
       <w:tr>
-        <w:tblPrEx>
-          <w:tblCellMar>
-            <w:top w:w="0" w:type="dxa"/>
-            <w:bottom w:w="0" w:type="dxa"/>
-          </w:tblCellMar>
-        </w:tblPrEx>
         <w:tc>
           <w:tcPr>
             <w:tcW w:w="3200" w:type="dxa"/>
@@ -4379,12 +4370,6 @@
         </w:tc>
       </w:tr>
       <w:tr>
-        <w:tblPrEx>
-          <w:tblCellMar>
-            <w:top w:w="0" w:type="dxa"/>
-            <w:bottom w:w="0" w:type="dxa"/>
-          </w:tblCellMar>
-        </w:tblPrEx>
         <w:tc>
           <w:tcPr>
             <w:tcW w:w="3200" w:type="dxa"/>
@@ -4867,12 +4852,6 @@
         <w:gridCol w:w="5526"/>
       </w:tblGrid>
       <w:tr>
-        <w:tblPrEx>
-          <w:tblCellMar>
-            <w:top w:w="0" w:type="dxa"/>
-            <w:bottom w:w="0" w:type="dxa"/>
-          </w:tblCellMar>
-        </w:tblPrEx>
         <w:tc>
           <w:tcPr>
             <w:tcW w:w="3500" w:type="dxa"/>
@@ -4937,12 +4916,6 @@
         </w:tc>
       </w:tr>
       <w:tr>
-        <w:tblPrEx>
-          <w:tblCellMar>
-            <w:top w:w="0" w:type="dxa"/>
-            <w:bottom w:w="0" w:type="dxa"/>
-          </w:tblCellMar>
-        </w:tblPrEx>
         <w:tc>
           <w:tcPr>
             <w:tcW w:w="3500" w:type="dxa"/>
@@ -5003,12 +4976,6 @@
         </w:tc>
       </w:tr>
       <w:tr>
-        <w:tblPrEx>
-          <w:tblCellMar>
-            <w:top w:w="0" w:type="dxa"/>
-            <w:bottom w:w="0" w:type="dxa"/>
-          </w:tblCellMar>
-        </w:tblPrEx>
         <w:tc>
           <w:tcPr>
             <w:tcW w:w="3500" w:type="dxa"/>
@@ -5069,12 +5036,6 @@
         </w:tc>
       </w:tr>
       <w:tr>
-        <w:tblPrEx>
-          <w:tblCellMar>
-            <w:top w:w="0" w:type="dxa"/>
-            <w:bottom w:w="0" w:type="dxa"/>
-          </w:tblCellMar>
-        </w:tblPrEx>
         <w:tc>
           <w:tcPr>
             <w:tcW w:w="3500" w:type="dxa"/>
@@ -5137,12 +5098,6 @@
         </w:tc>
       </w:tr>
       <w:tr>
-        <w:tblPrEx>
-          <w:tblCellMar>
-            <w:top w:w="0" w:type="dxa"/>
-            <w:bottom w:w="0" w:type="dxa"/>
-          </w:tblCellMar>
-        </w:tblPrEx>
         <w:tc>
           <w:tcPr>
             <w:tcW w:w="3500" w:type="dxa"/>
@@ -5237,12 +5192,48 @@
     </w:p>
     <w:p>
       <w:r>
-        <w:t>Claude Code（AI搭載ターミナル）を使うと、以下の手順をすべて対話形式で実行できます。</w:t>
-      </w:r>
-    </w:p>
-    <w:p>
-      <w:r>
-        <w:t>STEP 2までのNode.jsとGitのインストールは手動で行ってください。STEP 3以降をClaude Codeで実行します。</w:t>
+        <w:t>Claude Code</w:t>
+      </w:r>
+      <w:r>
+        <w:t>（</w:t>
+      </w:r>
+      <w:r>
+        <w:t>AI</w:t>
+      </w:r>
+      <w:r>
+        <w:t>搭載ターミナル）を使うと、以下の手順をすべて対話形式で実行できます。</w:t>
+      </w:r>
+    </w:p>
+    <w:p>
+      <w:r>
+        <w:t>STEP 2</w:t>
+      </w:r>
+      <w:r>
+        <w:t>までの</w:t>
+      </w:r>
+      <w:r>
+        <w:t>Node.js</w:t>
+      </w:r>
+      <w:r>
+        <w:t>と</w:t>
+      </w:r>
+      <w:r>
+        <w:t>Git</w:t>
+      </w:r>
+      <w:r>
+        <w:t>のインストールは手動で行ってください。</w:t>
+      </w:r>
+      <w:r>
+        <w:t>STEP 3</w:t>
+      </w:r>
+      <w:r>
+        <w:t>以降を</w:t>
+      </w:r>
+      <w:r>
+        <w:t>Claude Code</w:t>
+      </w:r>
+      <w:r>
+        <w:t>で実行します。</w:t>
       </w:r>
     </w:p>
     <w:p/>
@@ -5256,7 +5247,16 @@
     </w:p>
     <w:p>
       <w:r>
-        <w:t>Node.jsインストール済みの状態で、コマンドプロンプトまたはPowerShellで以下を実行：</w:t>
+        <w:t>Node.js</w:t>
+      </w:r>
+      <w:r>
+        <w:t>インストール済みの状態で、コマンドプロンプトまたは</w:t>
+      </w:r>
+      <w:r>
+        <w:t>PowerShell</w:t>
+      </w:r>
+      <w:r>
+        <w:t>で以下を実行：</w:t>
       </w:r>
     </w:p>
     <w:p>
@@ -5276,7 +5276,13 @@
     </w:p>
     <w:p>
       <w:r>
-        <w:t>初回起動時にAnthropicアカウントでのログインが求められます。ブラウザが開くので認証してください。</w:t>
+        <w:t>初回起動時に</w:t>
+      </w:r>
+      <w:r>
+        <w:t>Anthropic</w:t>
+      </w:r>
+      <w:r>
+        <w:t>アカウントでのログインが求められます。ブラウザが開くので認証してください。</w:t>
       </w:r>
     </w:p>
     <w:p/>
@@ -5290,17 +5296,63 @@
     </w:p>
     <w:p>
       <w:r>
-        <w:t>Claude Codeに以下のように指示してください：</w:t>
-      </w:r>
-    </w:p>
-    <w:p>
-      <w:r>
-        <w:t>デスクトップに移動して、https://github.com/Astec-yuto-yokoo/zeenb-seo-article-generator.git をgit cloneして、npm installを実行して。serverフォルダとai-article-imager-for-wordpressフォルダでもnpm installを実行して。</w:t>
-      </w:r>
-    </w:p>
-    <w:p>
-      <w:r>
-        <w:t>Claude Codeが以下を自動実行します：</w:t>
+        <w:t>Claude Code</w:t>
+      </w:r>
+      <w:r>
+        <w:t>に以下のように指示してください：</w:t>
+      </w:r>
+    </w:p>
+    <w:p>
+      <w:r>
+        <w:t>デスクトップに移動して、</w:t>
+      </w:r>
+      <w:r>
+        <w:t xml:space="preserve">https://github.com/Astec-yuto-yokoo/zeenb-seo-article-generator.git </w:t>
+      </w:r>
+      <w:r>
+        <w:t>を</w:t>
+      </w:r>
+      <w:r>
+        <w:t>git clone</w:t>
+      </w:r>
+      <w:r>
+        <w:t>して、</w:t>
+      </w:r>
+      <w:r>
+        <w:t>npm install</w:t>
+      </w:r>
+      <w:r>
+        <w:t>を実行して。</w:t>
+      </w:r>
+      <w:r>
+        <w:t>server</w:t>
+      </w:r>
+      <w:r>
+        <w:t>フォルダと</w:t>
+      </w:r>
+      <w:r>
+        <w:t>ai-article-imager-for-wordpress</w:t>
+      </w:r>
+      <w:r>
+        <w:t>フ</w:t>
+      </w:r>
+      <w:r>
+        <w:lastRenderedPageBreak/>
+        <w:t>ォルダでも</w:t>
+      </w:r>
+      <w:r>
+        <w:t>npm install</w:t>
+      </w:r>
+      <w:r>
+        <w:t>を実行して。</w:t>
+      </w:r>
+    </w:p>
+    <w:p>
+      <w:r>
+        <w:t>Claude Code</w:t>
+      </w:r>
+      <w:r>
+        <w:t>が以下を自動実行します：</w:t>
       </w:r>
     </w:p>
     <w:p>
@@ -5344,17 +5396,44 @@
     </w:p>
     <w:p>
       <w:r>
-        <w:t>Claude Codeに以下のように指示してください：</w:t>
-      </w:r>
-    </w:p>
-    <w:p>
-      <w:r>
-        <w:t>管理者から受け取った.envファイルの内容は以下です。.envファイルを作成してください。</w:t>
-      </w:r>
-    </w:p>
-    <w:p>
-      <w:r>
-        <w:t>その後、管理者から共有された.envの内容をそのまま貼り付けてください。Claude Codeがファイルを作成します。</w:t>
+        <w:t>Claude Code</w:t>
+      </w:r>
+      <w:r>
+        <w:t>に以下のように指示してください：</w:t>
+      </w:r>
+    </w:p>
+    <w:p>
+      <w:r>
+        <w:t>管理者から受け取った</w:t>
+      </w:r>
+      <w:r>
+        <w:t>.env</w:t>
+      </w:r>
+      <w:r>
+        <w:t>ファイルの内容は以下です。</w:t>
+      </w:r>
+      <w:r>
+        <w:t>.env</w:t>
+      </w:r>
+      <w:r>
+        <w:t>ファイルを作成してください。</w:t>
+      </w:r>
+    </w:p>
+    <w:p>
+      <w:r>
+        <w:t>その後、管理者から共有された</w:t>
+      </w:r>
+      <w:r>
+        <w:t>.env</w:t>
+      </w:r>
+      <w:r>
+        <w:t>の内容をそのまま貼り付けてください。</w:t>
+      </w:r>
+      <w:r>
+        <w:t>Claude Code</w:t>
+      </w:r>
+      <w:r>
+        <w:t>がファイルを作成します。</w:t>
       </w:r>
     </w:p>
     <w:p/>
@@ -5368,33 +5447,69 @@
     </w:p>
     <w:p>
       <w:r>
-        <w:t>Claude Codeに以下のように指示してください：</w:t>
-      </w:r>
-    </w:p>
-    <w:p>
-      <w:r>
-        <w:t>start.batを実行してサーバーを起動して</w:t>
-      </w:r>
-    </w:p>
-    <w:p>
-      <w:r>
-        <w:t>Claude Codeが start.bat を実行し、3つのサーバーが自動起動します。</w:t>
-      </w:r>
-    </w:p>
-    <w:p>
-      <w:r>
-        <w:t>起動後、ブラウザで http://localhost:5180 を開いてください。</w:t>
+        <w:t>Claude Code</w:t>
+      </w:r>
+      <w:r>
+        <w:t>に以下のように指示してください：</w:t>
+      </w:r>
+    </w:p>
+    <w:p>
+      <w:r>
+        <w:t>start.bat</w:t>
+      </w:r>
+      <w:r>
+        <w:t>を実行してサーバーを起動して</w:t>
+      </w:r>
+    </w:p>
+    <w:p>
+      <w:r>
+        <w:t>Claude Code</w:t>
+      </w:r>
+      <w:r>
+        <w:t>が</w:t>
+      </w:r>
+      <w:r>
+        <w:t xml:space="preserve"> start.bat </w:t>
+      </w:r>
+      <w:r>
+        <w:t>を実行し、</w:t>
+      </w:r>
+      <w:r>
+        <w:t>3</w:t>
+      </w:r>
+      <w:r>
+        <w:t>つのサーバーが自動起動します。</w:t>
+      </w:r>
+    </w:p>
+    <w:p>
+      <w:r>
+        <w:t>起動後、ブラウザで</w:t>
+      </w:r>
+      <w:r>
+        <w:t xml:space="preserve"> http://localhost:5180 </w:t>
+      </w:r>
+      <w:r>
+        <w:t>を開いてください。</w:t>
       </w:r>
     </w:p>
     <w:p/>
     <w:p>
       <w:r>
-        <w:t>疎通確認もClaude Codeに依頼できます：</w:t>
-      </w:r>
-    </w:p>
-    <w:p>
-      <w:r>
-        <w:t>http://localhost:3003/api/health にアクセスして正常か確認して</w:t>
+        <w:t>疎通確認も</w:t>
+      </w:r>
+      <w:r>
+        <w:t>Claude Code</w:t>
+      </w:r>
+      <w:r>
+        <w:t>に依頼できます：</w:t>
+      </w:r>
+    </w:p>
+    <w:p>
+      <w:r>
+        <w:t xml:space="preserve">http://localhost:3003/api/health </w:t>
+      </w:r>
+      <w:r>
+        <w:t>にアクセスして正常か確認して</w:t>
       </w:r>
     </w:p>
     <w:p/>
@@ -5408,17 +5523,53 @@
     </w:p>
     <w:p>
       <w:r>
-        <w:t>Claude Codeに以下のように指示してください：</w:t>
-      </w:r>
-    </w:p>
-    <w:p>
-      <w:r>
-        <w:t>gcloud auth application-default loginを実行して。スコープはcloud-platform、drive.readonly、spreadsheets.readonlyの3つ。</w:t>
-      </w:r>
-    </w:p>
-    <w:p>
-      <w:r>
-        <w:t>ブラウザが開くのでGoogleアカウントでログインし「許可」してください。</w:t>
+        <w:t>Claude Code</w:t>
+      </w:r>
+      <w:r>
+        <w:t>に以下のように指示してください：</w:t>
+      </w:r>
+    </w:p>
+    <w:p>
+      <w:r>
+        <w:t>gcloud auth application-default login</w:t>
+      </w:r>
+      <w:r>
+        <w:t>を実行して。スコープは</w:t>
+      </w:r>
+      <w:r>
+        <w:t>cloud-platform</w:t>
+      </w:r>
+      <w:r>
+        <w:t>、</w:t>
+      </w:r>
+      <w:r>
+        <w:t>drive.readonly</w:t>
+      </w:r>
+      <w:r>
+        <w:t>、</w:t>
+      </w:r>
+      <w:r>
+        <w:t>spreadsheets.readonly</w:t>
+      </w:r>
+      <w:r>
+        <w:t>の</w:t>
+      </w:r>
+      <w:r>
+        <w:t>3</w:t>
+      </w:r>
+      <w:r>
+        <w:t>つ。</w:t>
+      </w:r>
+    </w:p>
+    <w:p>
+      <w:r>
+        <w:t>ブラウザが開くので</w:t>
+      </w:r>
+      <w:r>
+        <w:t>Google</w:t>
+      </w:r>
+      <w:r>
+        <w:t>アカウントでログインし「許可」してください。</w:t>
       </w:r>
     </w:p>
     <w:p/>
@@ -5433,12 +5584,16 @@
     <w:p/>
     <w:p>
       <w:r>
+        <w:lastRenderedPageBreak/>
         <w:t>起動：</w:t>
       </w:r>
     </w:p>
     <w:p>
       <w:r>
-        <w:t>Claude Codeを開いて「サーバーを起動して」と指示するだけです。</w:t>
+        <w:t>Claude Code</w:t>
+      </w:r>
+      <w:r>
+        <w:t>を開いて「サーバーを起動して」と指示するだけです。</w:t>
       </w:r>
     </w:p>
     <w:p/>
@@ -5449,7 +5604,13 @@
     </w:p>
     <w:p>
       <w:r>
-        <w:t>「サーバーを停止して」または stop.bat をダブルクリック。</w:t>
+        <w:t>「サーバーを停止して」または</w:t>
+      </w:r>
+      <w:r>
+        <w:t xml:space="preserve"> stop.bat </w:t>
+      </w:r>
+      <w:r>
+        <w:t>をダブルクリック。</w:t>
       </w:r>
     </w:p>
     <w:p/>
@@ -5460,7 +5621,13 @@
     </w:p>
     <w:p>
       <w:r>
-        <w:t>「最新のコードに更新して」と指示してください。Claude Codeが以下を自動実行します：</w:t>
+        <w:t>「最新のコードに更新して」と指示してください。</w:t>
+      </w:r>
+      <w:r>
+        <w:t>Claude Code</w:t>
+      </w:r>
+      <w:r>
+        <w:t>が以下を自動実行します：</w:t>
       </w:r>
     </w:p>
     <w:p>
@@ -5491,7 +5658,13 @@
     </w:p>
     <w:p>
       <w:r>
-        <w:t>エラーが出た場合は、エラーメッセージをそのままClaude Codeに貼り付けて「このエラーを解決して」と指示してください。</w:t>
+        <w:t>エラーが出た場合は、エラーメッセージをそのまま</w:t>
+      </w:r>
+      <w:r>
+        <w:t>Claude Code</w:t>
+      </w:r>
+      <w:r>
+        <w:t>に貼り付けて「このエラーを解決して」と指示してください。</w:t>
       </w:r>
     </w:p>
     <w:sectPr>
